--- a/提交包/02-详细设计说明书.docx
+++ b/提交包/02-详细设计说明书.docx
@@ -140,7 +140,7 @@
       <w:r>
         <w:drawing>
           <wp:inline xmlns:a="http://schemas.openxmlformats.org/drawingml/2006/main" xmlns:pic="http://schemas.openxmlformats.org/drawingml/2006/picture">
-            <wp:extent cx="5580000" cy="7221176"/>
+            <wp:extent cx="5580000" cy="1403929"/>
             <wp:docPr id="1" name="Picture 1"/>
             <wp:cNvGraphicFramePr>
               <a:graphicFrameLocks noChangeAspect="1"/>
@@ -161,7 +161,7 @@
                   <pic:spPr>
                     <a:xfrm>
                       <a:off x="0" y="0"/>
-                      <a:ext cx="5580000" cy="7221176"/>
+                      <a:ext cx="5580000" cy="1403929"/>
                     </a:xfrm>
                     <a:prstGeom prst="rect"/>
                   </pic:spPr>
@@ -182,7 +182,7 @@
           <w:b w:val="0"/>
           <w:sz w:val="18"/>
         </w:rPr>
-        <w:t>22-DESIGN-CLASS.svg</w:t>
+        <w:t>22-DESIGN-CLASS.png</w:t>
       </w:r>
     </w:p>
     <w:p>
@@ -1591,7 +1591,7 @@
       <w:r>
         <w:drawing>
           <wp:inline xmlns:a="http://schemas.openxmlformats.org/drawingml/2006/main" xmlns:pic="http://schemas.openxmlformats.org/drawingml/2006/picture">
-            <wp:extent cx="5580000" cy="7221176"/>
+            <wp:extent cx="5580000" cy="4015000"/>
             <wp:docPr id="2" name="Picture 2"/>
             <wp:cNvGraphicFramePr>
               <a:graphicFrameLocks noChangeAspect="1"/>
@@ -1612,7 +1612,7 @@
                   <pic:spPr>
                     <a:xfrm>
                       <a:off x="0" y="0"/>
-                      <a:ext cx="5580000" cy="7221176"/>
+                      <a:ext cx="5580000" cy="4015000"/>
                     </a:xfrm>
                     <a:prstGeom prst="rect"/>
                   </pic:spPr>
@@ -1633,7 +1633,7 @@
           <w:b w:val="0"/>
           <w:sz w:val="18"/>
         </w:rPr>
-        <w:t>23-OBJ-SEQ01.svg</w:t>
+        <w:t>23-OBJ-SEQ01.png</w:t>
       </w:r>
     </w:p>
     <w:p>
@@ -1662,7 +1662,7 @@
       <w:r>
         <w:drawing>
           <wp:inline xmlns:a="http://schemas.openxmlformats.org/drawingml/2006/main" xmlns:pic="http://schemas.openxmlformats.org/drawingml/2006/picture">
-            <wp:extent cx="5580000" cy="7221176"/>
+            <wp:extent cx="5580000" cy="3776808"/>
             <wp:docPr id="3" name="Picture 3"/>
             <wp:cNvGraphicFramePr>
               <a:graphicFrameLocks noChangeAspect="1"/>
@@ -1683,7 +1683,7 @@
                   <pic:spPr>
                     <a:xfrm>
                       <a:off x="0" y="0"/>
-                      <a:ext cx="5580000" cy="7221176"/>
+                      <a:ext cx="5580000" cy="3776808"/>
                     </a:xfrm>
                     <a:prstGeom prst="rect"/>
                   </pic:spPr>
@@ -1704,7 +1704,7 @@
           <w:b w:val="0"/>
           <w:sz w:val="18"/>
         </w:rPr>
-        <w:t>24-OBJ-SEQ02.svg</w:t>
+        <w:t>24-OBJ-SEQ02.png</w:t>
       </w:r>
     </w:p>
     <w:p>
@@ -1733,7 +1733,7 @@
       <w:r>
         <w:drawing>
           <wp:inline xmlns:a="http://schemas.openxmlformats.org/drawingml/2006/main" xmlns:pic="http://schemas.openxmlformats.org/drawingml/2006/picture">
-            <wp:extent cx="5580000" cy="7221176"/>
+            <wp:extent cx="5580000" cy="3384664"/>
             <wp:docPr id="4" name="Picture 4"/>
             <wp:cNvGraphicFramePr>
               <a:graphicFrameLocks noChangeAspect="1"/>
@@ -1754,7 +1754,7 @@
                   <pic:spPr>
                     <a:xfrm>
                       <a:off x="0" y="0"/>
-                      <a:ext cx="5580000" cy="7221176"/>
+                      <a:ext cx="5580000" cy="3384664"/>
                     </a:xfrm>
                     <a:prstGeom prst="rect"/>
                   </pic:spPr>
@@ -1775,7 +1775,7 @@
           <w:b w:val="0"/>
           <w:sz w:val="18"/>
         </w:rPr>
-        <w:t>25-OBJ-SEQ03.svg</w:t>
+        <w:t>25-OBJ-SEQ03.png</w:t>
       </w:r>
     </w:p>
     <w:p>
@@ -1804,7 +1804,7 @@
       <w:r>
         <w:drawing>
           <wp:inline xmlns:a="http://schemas.openxmlformats.org/drawingml/2006/main" xmlns:pic="http://schemas.openxmlformats.org/drawingml/2006/picture">
-            <wp:extent cx="5580000" cy="7221176"/>
+            <wp:extent cx="5580000" cy="3682478"/>
             <wp:docPr id="5" name="Picture 5"/>
             <wp:cNvGraphicFramePr>
               <a:graphicFrameLocks noChangeAspect="1"/>
@@ -1825,7 +1825,7 @@
                   <pic:spPr>
                     <a:xfrm>
                       <a:off x="0" y="0"/>
-                      <a:ext cx="5580000" cy="7221176"/>
+                      <a:ext cx="5580000" cy="3682478"/>
                     </a:xfrm>
                     <a:prstGeom prst="rect"/>
                   </pic:spPr>
@@ -1846,7 +1846,7 @@
           <w:b w:val="0"/>
           <w:sz w:val="18"/>
         </w:rPr>
-        <w:t>26-OBJ-SEQ04.svg</w:t>
+        <w:t>26-OBJ-SEQ04.png</w:t>
       </w:r>
     </w:p>
     <w:p>
@@ -1875,7 +1875,7 @@
       <w:r>
         <w:drawing>
           <wp:inline xmlns:a="http://schemas.openxmlformats.org/drawingml/2006/main" xmlns:pic="http://schemas.openxmlformats.org/drawingml/2006/picture">
-            <wp:extent cx="5580000" cy="7221176"/>
+            <wp:extent cx="5580000" cy="3213128"/>
             <wp:docPr id="6" name="Picture 6"/>
             <wp:cNvGraphicFramePr>
               <a:graphicFrameLocks noChangeAspect="1"/>
@@ -1896,7 +1896,7 @@
                   <pic:spPr>
                     <a:xfrm>
                       <a:off x="0" y="0"/>
-                      <a:ext cx="5580000" cy="7221176"/>
+                      <a:ext cx="5580000" cy="3213128"/>
                     </a:xfrm>
                     <a:prstGeom prst="rect"/>
                   </pic:spPr>
@@ -1917,7 +1917,7 @@
           <w:b w:val="0"/>
           <w:sz w:val="18"/>
         </w:rPr>
-        <w:t>27-OBJ-SEQ05.svg</w:t>
+        <w:t>27-OBJ-SEQ05.png</w:t>
       </w:r>
     </w:p>
     <w:p>
@@ -1946,7 +1946,7 @@
       <w:r>
         <w:drawing>
           <wp:inline xmlns:a="http://schemas.openxmlformats.org/drawingml/2006/main" xmlns:pic="http://schemas.openxmlformats.org/drawingml/2006/picture">
-            <wp:extent cx="5580000" cy="7221176"/>
+            <wp:extent cx="5580000" cy="3105490"/>
             <wp:docPr id="7" name="Picture 7"/>
             <wp:cNvGraphicFramePr>
               <a:graphicFrameLocks noChangeAspect="1"/>
@@ -1967,7 +1967,7 @@
                   <pic:spPr>
                     <a:xfrm>
                       <a:off x="0" y="0"/>
-                      <a:ext cx="5580000" cy="7221176"/>
+                      <a:ext cx="5580000" cy="3105490"/>
                     </a:xfrm>
                     <a:prstGeom prst="rect"/>
                   </pic:spPr>
@@ -1988,7 +1988,7 @@
           <w:b w:val="0"/>
           <w:sz w:val="18"/>
         </w:rPr>
-        <w:t>28-OBJ-SEQ06.svg</w:t>
+        <w:t>28-OBJ-SEQ06.png</w:t>
       </w:r>
     </w:p>
     <w:p>
@@ -2027,7 +2027,7 @@
       <w:r>
         <w:drawing>
           <wp:inline xmlns:a="http://schemas.openxmlformats.org/drawingml/2006/main" xmlns:pic="http://schemas.openxmlformats.org/drawingml/2006/picture">
-            <wp:extent cx="5580000" cy="7221176"/>
+            <wp:extent cx="5580000" cy="2831791"/>
             <wp:docPr id="8" name="Picture 8"/>
             <wp:cNvGraphicFramePr>
               <a:graphicFrameLocks noChangeAspect="1"/>
@@ -2048,7 +2048,7 @@
                   <pic:spPr>
                     <a:xfrm>
                       <a:off x="0" y="0"/>
-                      <a:ext cx="5580000" cy="7221176"/>
+                      <a:ext cx="5580000" cy="2831791"/>
                     </a:xfrm>
                     <a:prstGeom prst="rect"/>
                   </pic:spPr>
@@ -2069,7 +2069,7 @@
           <w:b w:val="0"/>
           <w:sz w:val="18"/>
         </w:rPr>
-        <w:t>29-OBJ-SEQ07.svg</w:t>
+        <w:t>29-OBJ-SEQ07.png</w:t>
       </w:r>
     </w:p>
     <w:p>
@@ -2098,7 +2098,7 @@
       <w:r>
         <w:drawing>
           <wp:inline xmlns:a="http://schemas.openxmlformats.org/drawingml/2006/main" xmlns:pic="http://schemas.openxmlformats.org/drawingml/2006/picture">
-            <wp:extent cx="5580000" cy="7221176"/>
+            <wp:extent cx="5580000" cy="3830400"/>
             <wp:docPr id="9" name="Picture 9"/>
             <wp:cNvGraphicFramePr>
               <a:graphicFrameLocks noChangeAspect="1"/>
@@ -2119,7 +2119,7 @@
                   <pic:spPr>
                     <a:xfrm>
                       <a:off x="0" y="0"/>
-                      <a:ext cx="5580000" cy="7221176"/>
+                      <a:ext cx="5580000" cy="3830400"/>
                     </a:xfrm>
                     <a:prstGeom prst="rect"/>
                   </pic:spPr>
@@ -2140,7 +2140,7 @@
           <w:b w:val="0"/>
           <w:sz w:val="18"/>
         </w:rPr>
-        <w:t>30-OBJ-SEQ08.svg</w:t>
+        <w:t>30-OBJ-SEQ08.png</w:t>
       </w:r>
     </w:p>
     <w:p>
@@ -2179,7 +2179,7 @@
       <w:r>
         <w:drawing>
           <wp:inline xmlns:a="http://schemas.openxmlformats.org/drawingml/2006/main" xmlns:pic="http://schemas.openxmlformats.org/drawingml/2006/picture">
-            <wp:extent cx="5580000" cy="7221176"/>
+            <wp:extent cx="5580000" cy="4633588"/>
             <wp:docPr id="10" name="Picture 10"/>
             <wp:cNvGraphicFramePr>
               <a:graphicFrameLocks noChangeAspect="1"/>
@@ -2200,7 +2200,7 @@
                   <pic:spPr>
                     <a:xfrm>
                       <a:off x="0" y="0"/>
-                      <a:ext cx="5580000" cy="7221176"/>
+                      <a:ext cx="5580000" cy="4633588"/>
                     </a:xfrm>
                     <a:prstGeom prst="rect"/>
                   </pic:spPr>
@@ -2221,7 +2221,7 @@
           <w:b w:val="0"/>
           <w:sz w:val="18"/>
         </w:rPr>
-        <w:t>31-OBJ-SEQ09.svg</w:t>
+        <w:t>31-OBJ-SEQ09.png</w:t>
       </w:r>
     </w:p>
     <w:p>
@@ -2250,7 +2250,7 @@
       <w:r>
         <w:drawing>
           <wp:inline xmlns:a="http://schemas.openxmlformats.org/drawingml/2006/main" xmlns:pic="http://schemas.openxmlformats.org/drawingml/2006/picture">
-            <wp:extent cx="5580000" cy="2695334"/>
+            <wp:extent cx="5580000" cy="2695424"/>
             <wp:docPr id="11" name="Picture 11"/>
             <wp:cNvGraphicFramePr>
               <a:graphicFrameLocks noChangeAspect="1"/>
@@ -2271,7 +2271,7 @@
                   <pic:spPr>
                     <a:xfrm>
                       <a:off x="0" y="0"/>
-                      <a:ext cx="5580000" cy="2695334"/>
+                      <a:ext cx="5580000" cy="2695424"/>
                     </a:xfrm>
                     <a:prstGeom prst="rect"/>
                   </pic:spPr>
@@ -2292,7 +2292,7 @@
           <w:b w:val="0"/>
           <w:sz w:val="18"/>
         </w:rPr>
-        <w:t>40-OBJ-SEQ10.svg</w:t>
+        <w:t>40-OBJ-SEQ10.png</w:t>
       </w:r>
     </w:p>
     <w:p>
@@ -2321,7 +2321,7 @@
       <w:r>
         <w:drawing>
           <wp:inline xmlns:a="http://schemas.openxmlformats.org/drawingml/2006/main" xmlns:pic="http://schemas.openxmlformats.org/drawingml/2006/picture">
-            <wp:extent cx="5580000" cy="3263332"/>
+            <wp:extent cx="5580000" cy="3262881"/>
             <wp:docPr id="12" name="Picture 12"/>
             <wp:cNvGraphicFramePr>
               <a:graphicFrameLocks noChangeAspect="1"/>
@@ -2342,7 +2342,7 @@
                   <pic:spPr>
                     <a:xfrm>
                       <a:off x="0" y="0"/>
-                      <a:ext cx="5580000" cy="3263332"/>
+                      <a:ext cx="5580000" cy="3262881"/>
                     </a:xfrm>
                     <a:prstGeom prst="rect"/>
                   </pic:spPr>
@@ -2363,7 +2363,7 @@
           <w:b w:val="0"/>
           <w:sz w:val="18"/>
         </w:rPr>
-        <w:t>41-OBJ-SEQ11.svg</w:t>
+        <w:t>41-OBJ-SEQ11.png</w:t>
       </w:r>
     </w:p>
     <w:p>
@@ -2392,7 +2392,7 @@
       <w:r>
         <w:drawing>
           <wp:inline xmlns:a="http://schemas.openxmlformats.org/drawingml/2006/main" xmlns:pic="http://schemas.openxmlformats.org/drawingml/2006/picture">
-            <wp:extent cx="5580000" cy="2695334"/>
+            <wp:extent cx="5580000" cy="2695424"/>
             <wp:docPr id="13" name="Picture 13"/>
             <wp:cNvGraphicFramePr>
               <a:graphicFrameLocks noChangeAspect="1"/>
@@ -2413,7 +2413,7 @@
                   <pic:spPr>
                     <a:xfrm>
                       <a:off x="0" y="0"/>
-                      <a:ext cx="5580000" cy="2695334"/>
+                      <a:ext cx="5580000" cy="2695424"/>
                     </a:xfrm>
                     <a:prstGeom prst="rect"/>
                   </pic:spPr>
@@ -2434,7 +2434,7 @@
           <w:b w:val="0"/>
           <w:sz w:val="18"/>
         </w:rPr>
-        <w:t>42-OBJ-SEQ12.svg</w:t>
+        <w:t>42-OBJ-SEQ12.png</w:t>
       </w:r>
     </w:p>
     <w:p>
@@ -2463,7 +2463,7 @@
       <w:r>
         <w:drawing>
           <wp:inline xmlns:a="http://schemas.openxmlformats.org/drawingml/2006/main" xmlns:pic="http://schemas.openxmlformats.org/drawingml/2006/picture">
-            <wp:extent cx="5580000" cy="7221176"/>
+            <wp:extent cx="5580000" cy="5550988"/>
             <wp:docPr id="14" name="Picture 14"/>
             <wp:cNvGraphicFramePr>
               <a:graphicFrameLocks noChangeAspect="1"/>
@@ -2484,7 +2484,7 @@
                   <pic:spPr>
                     <a:xfrm>
                       <a:off x="0" y="0"/>
-                      <a:ext cx="5580000" cy="7221176"/>
+                      <a:ext cx="5580000" cy="5550988"/>
                     </a:xfrm>
                     <a:prstGeom prst="rect"/>
                   </pic:spPr>
@@ -2505,7 +2505,7 @@
           <w:b w:val="0"/>
           <w:sz w:val="18"/>
         </w:rPr>
-        <w:t>32-ORDER-STATE.svg</w:t>
+        <w:t>32-ORDER-STATE.png</w:t>
       </w:r>
     </w:p>
     <w:p>

--- a/提交包/02-详细设计说明书.docx
+++ b/提交包/02-详细设计说明书.docx
@@ -2860,7 +2860,7 @@
           <w:b w:val="0"/>
           <w:sz w:val="22"/>
         </w:rPr>
-        <w:t>- 页面入口由 `E2E-TC01` 至 `E2E-TC12` 覆盖，测试实现位于 `frontend/e2e/customer-flow.spec.js`。</w:t>
+        <w:t>- 页面入口由 `E2E-TC01` 至 `E2E-TC12` 的主流程、备选/异常流程和组合流程覆盖，测试实现位于 `frontend/e2e/customer-flow.spec.js` 与 `frontend/e2e/customer-flow-alt-error.spec.js`，共 42 项。</w:t>
       </w:r>
     </w:p>
     <w:sectPr>

--- a/提交包/02-详细设计说明书.docx
+++ b/提交包/02-详细设计说明书.docx
@@ -140,7 +140,7 @@
       <w:r>
         <w:drawing>
           <wp:inline xmlns:a="http://schemas.openxmlformats.org/drawingml/2006/main" xmlns:pic="http://schemas.openxmlformats.org/drawingml/2006/picture">
-            <wp:extent cx="5580000" cy="7221176"/>
+            <wp:extent cx="5580000" cy="1403929"/>
             <wp:docPr id="1" name="Picture 1"/>
             <wp:cNvGraphicFramePr>
               <a:graphicFrameLocks noChangeAspect="1"/>
@@ -161,7 +161,7 @@
                   <pic:spPr>
                     <a:xfrm>
                       <a:off x="0" y="0"/>
-                      <a:ext cx="5580000" cy="7221176"/>
+                      <a:ext cx="5580000" cy="1403929"/>
                     </a:xfrm>
                     <a:prstGeom prst="rect"/>
                   </pic:spPr>
@@ -182,7 +182,7 @@
           <w:b w:val="0"/>
           <w:sz w:val="18"/>
         </w:rPr>
-        <w:t>22-DESIGN-CLASS.svg</w:t>
+        <w:t>22-DESIGN-CLASS.png</w:t>
       </w:r>
     </w:p>
     <w:p>
@@ -1591,7 +1591,7 @@
       <w:r>
         <w:drawing>
           <wp:inline xmlns:a="http://schemas.openxmlformats.org/drawingml/2006/main" xmlns:pic="http://schemas.openxmlformats.org/drawingml/2006/picture">
-            <wp:extent cx="5580000" cy="7221176"/>
+            <wp:extent cx="5580000" cy="4015000"/>
             <wp:docPr id="2" name="Picture 2"/>
             <wp:cNvGraphicFramePr>
               <a:graphicFrameLocks noChangeAspect="1"/>
@@ -1612,7 +1612,7 @@
                   <pic:spPr>
                     <a:xfrm>
                       <a:off x="0" y="0"/>
-                      <a:ext cx="5580000" cy="7221176"/>
+                      <a:ext cx="5580000" cy="4015000"/>
                     </a:xfrm>
                     <a:prstGeom prst="rect"/>
                   </pic:spPr>
@@ -1633,7 +1633,7 @@
           <w:b w:val="0"/>
           <w:sz w:val="18"/>
         </w:rPr>
-        <w:t>23-OBJ-SEQ01.svg</w:t>
+        <w:t>23-OBJ-SEQ01.png</w:t>
       </w:r>
     </w:p>
     <w:p>
@@ -1662,7 +1662,7 @@
       <w:r>
         <w:drawing>
           <wp:inline xmlns:a="http://schemas.openxmlformats.org/drawingml/2006/main" xmlns:pic="http://schemas.openxmlformats.org/drawingml/2006/picture">
-            <wp:extent cx="5580000" cy="7221176"/>
+            <wp:extent cx="5580000" cy="3776808"/>
             <wp:docPr id="3" name="Picture 3"/>
             <wp:cNvGraphicFramePr>
               <a:graphicFrameLocks noChangeAspect="1"/>
@@ -1683,7 +1683,7 @@
                   <pic:spPr>
                     <a:xfrm>
                       <a:off x="0" y="0"/>
-                      <a:ext cx="5580000" cy="7221176"/>
+                      <a:ext cx="5580000" cy="3776808"/>
                     </a:xfrm>
                     <a:prstGeom prst="rect"/>
                   </pic:spPr>
@@ -1704,7 +1704,7 @@
           <w:b w:val="0"/>
           <w:sz w:val="18"/>
         </w:rPr>
-        <w:t>24-OBJ-SEQ02.svg</w:t>
+        <w:t>24-OBJ-SEQ02.png</w:t>
       </w:r>
     </w:p>
     <w:p>
@@ -1733,7 +1733,7 @@
       <w:r>
         <w:drawing>
           <wp:inline xmlns:a="http://schemas.openxmlformats.org/drawingml/2006/main" xmlns:pic="http://schemas.openxmlformats.org/drawingml/2006/picture">
-            <wp:extent cx="5580000" cy="7221176"/>
+            <wp:extent cx="5580000" cy="3384664"/>
             <wp:docPr id="4" name="Picture 4"/>
             <wp:cNvGraphicFramePr>
               <a:graphicFrameLocks noChangeAspect="1"/>
@@ -1754,7 +1754,7 @@
                   <pic:spPr>
                     <a:xfrm>
                       <a:off x="0" y="0"/>
-                      <a:ext cx="5580000" cy="7221176"/>
+                      <a:ext cx="5580000" cy="3384664"/>
                     </a:xfrm>
                     <a:prstGeom prst="rect"/>
                   </pic:spPr>
@@ -1775,7 +1775,7 @@
           <w:b w:val="0"/>
           <w:sz w:val="18"/>
         </w:rPr>
-        <w:t>25-OBJ-SEQ03.svg</w:t>
+        <w:t>25-OBJ-SEQ03.png</w:t>
       </w:r>
     </w:p>
     <w:p>
@@ -1804,7 +1804,7 @@
       <w:r>
         <w:drawing>
           <wp:inline xmlns:a="http://schemas.openxmlformats.org/drawingml/2006/main" xmlns:pic="http://schemas.openxmlformats.org/drawingml/2006/picture">
-            <wp:extent cx="5580000" cy="7221176"/>
+            <wp:extent cx="5580000" cy="3682478"/>
             <wp:docPr id="5" name="Picture 5"/>
             <wp:cNvGraphicFramePr>
               <a:graphicFrameLocks noChangeAspect="1"/>
@@ -1825,7 +1825,7 @@
                   <pic:spPr>
                     <a:xfrm>
                       <a:off x="0" y="0"/>
-                      <a:ext cx="5580000" cy="7221176"/>
+                      <a:ext cx="5580000" cy="3682478"/>
                     </a:xfrm>
                     <a:prstGeom prst="rect"/>
                   </pic:spPr>
@@ -1846,7 +1846,7 @@
           <w:b w:val="0"/>
           <w:sz w:val="18"/>
         </w:rPr>
-        <w:t>26-OBJ-SEQ04.svg</w:t>
+        <w:t>26-OBJ-SEQ04.png</w:t>
       </w:r>
     </w:p>
     <w:p>
@@ -1875,7 +1875,7 @@
       <w:r>
         <w:drawing>
           <wp:inline xmlns:a="http://schemas.openxmlformats.org/drawingml/2006/main" xmlns:pic="http://schemas.openxmlformats.org/drawingml/2006/picture">
-            <wp:extent cx="5580000" cy="7221176"/>
+            <wp:extent cx="5580000" cy="3213128"/>
             <wp:docPr id="6" name="Picture 6"/>
             <wp:cNvGraphicFramePr>
               <a:graphicFrameLocks noChangeAspect="1"/>
@@ -1896,7 +1896,7 @@
                   <pic:spPr>
                     <a:xfrm>
                       <a:off x="0" y="0"/>
-                      <a:ext cx="5580000" cy="7221176"/>
+                      <a:ext cx="5580000" cy="3213128"/>
                     </a:xfrm>
                     <a:prstGeom prst="rect"/>
                   </pic:spPr>
@@ -1917,7 +1917,7 @@
           <w:b w:val="0"/>
           <w:sz w:val="18"/>
         </w:rPr>
-        <w:t>27-OBJ-SEQ05.svg</w:t>
+        <w:t>27-OBJ-SEQ05.png</w:t>
       </w:r>
     </w:p>
     <w:p>
@@ -1946,7 +1946,7 @@
       <w:r>
         <w:drawing>
           <wp:inline xmlns:a="http://schemas.openxmlformats.org/drawingml/2006/main" xmlns:pic="http://schemas.openxmlformats.org/drawingml/2006/picture">
-            <wp:extent cx="5580000" cy="7221176"/>
+            <wp:extent cx="5580000" cy="3105490"/>
             <wp:docPr id="7" name="Picture 7"/>
             <wp:cNvGraphicFramePr>
               <a:graphicFrameLocks noChangeAspect="1"/>
@@ -1967,7 +1967,7 @@
                   <pic:spPr>
                     <a:xfrm>
                       <a:off x="0" y="0"/>
-                      <a:ext cx="5580000" cy="7221176"/>
+                      <a:ext cx="5580000" cy="3105490"/>
                     </a:xfrm>
                     <a:prstGeom prst="rect"/>
                   </pic:spPr>
@@ -1988,7 +1988,7 @@
           <w:b w:val="0"/>
           <w:sz w:val="18"/>
         </w:rPr>
-        <w:t>28-OBJ-SEQ06.svg</w:t>
+        <w:t>28-OBJ-SEQ06.png</w:t>
       </w:r>
     </w:p>
     <w:p>
@@ -2027,7 +2027,7 @@
       <w:r>
         <w:drawing>
           <wp:inline xmlns:a="http://schemas.openxmlformats.org/drawingml/2006/main" xmlns:pic="http://schemas.openxmlformats.org/drawingml/2006/picture">
-            <wp:extent cx="5580000" cy="7221176"/>
+            <wp:extent cx="5580000" cy="2831791"/>
             <wp:docPr id="8" name="Picture 8"/>
             <wp:cNvGraphicFramePr>
               <a:graphicFrameLocks noChangeAspect="1"/>
@@ -2048,7 +2048,7 @@
                   <pic:spPr>
                     <a:xfrm>
                       <a:off x="0" y="0"/>
-                      <a:ext cx="5580000" cy="7221176"/>
+                      <a:ext cx="5580000" cy="2831791"/>
                     </a:xfrm>
                     <a:prstGeom prst="rect"/>
                   </pic:spPr>
@@ -2069,7 +2069,7 @@
           <w:b w:val="0"/>
           <w:sz w:val="18"/>
         </w:rPr>
-        <w:t>29-OBJ-SEQ07.svg</w:t>
+        <w:t>29-OBJ-SEQ07.png</w:t>
       </w:r>
     </w:p>
     <w:p>
@@ -2098,7 +2098,7 @@
       <w:r>
         <w:drawing>
           <wp:inline xmlns:a="http://schemas.openxmlformats.org/drawingml/2006/main" xmlns:pic="http://schemas.openxmlformats.org/drawingml/2006/picture">
-            <wp:extent cx="5580000" cy="7221176"/>
+            <wp:extent cx="5580000" cy="3830400"/>
             <wp:docPr id="9" name="Picture 9"/>
             <wp:cNvGraphicFramePr>
               <a:graphicFrameLocks noChangeAspect="1"/>
@@ -2119,7 +2119,7 @@
                   <pic:spPr>
                     <a:xfrm>
                       <a:off x="0" y="0"/>
-                      <a:ext cx="5580000" cy="7221176"/>
+                      <a:ext cx="5580000" cy="3830400"/>
                     </a:xfrm>
                     <a:prstGeom prst="rect"/>
                   </pic:spPr>
@@ -2140,7 +2140,7 @@
           <w:b w:val="0"/>
           <w:sz w:val="18"/>
         </w:rPr>
-        <w:t>30-OBJ-SEQ08.svg</w:t>
+        <w:t>30-OBJ-SEQ08.png</w:t>
       </w:r>
     </w:p>
     <w:p>
@@ -2179,7 +2179,7 @@
       <w:r>
         <w:drawing>
           <wp:inline xmlns:a="http://schemas.openxmlformats.org/drawingml/2006/main" xmlns:pic="http://schemas.openxmlformats.org/drawingml/2006/picture">
-            <wp:extent cx="5580000" cy="7221176"/>
+            <wp:extent cx="5580000" cy="4633588"/>
             <wp:docPr id="10" name="Picture 10"/>
             <wp:cNvGraphicFramePr>
               <a:graphicFrameLocks noChangeAspect="1"/>
@@ -2200,7 +2200,7 @@
                   <pic:spPr>
                     <a:xfrm>
                       <a:off x="0" y="0"/>
-                      <a:ext cx="5580000" cy="7221176"/>
+                      <a:ext cx="5580000" cy="4633588"/>
                     </a:xfrm>
                     <a:prstGeom prst="rect"/>
                   </pic:spPr>
@@ -2221,7 +2221,7 @@
           <w:b w:val="0"/>
           <w:sz w:val="18"/>
         </w:rPr>
-        <w:t>31-OBJ-SEQ09.svg</w:t>
+        <w:t>31-OBJ-SEQ09.png</w:t>
       </w:r>
     </w:p>
     <w:p>
@@ -2250,7 +2250,7 @@
       <w:r>
         <w:drawing>
           <wp:inline xmlns:a="http://schemas.openxmlformats.org/drawingml/2006/main" xmlns:pic="http://schemas.openxmlformats.org/drawingml/2006/picture">
-            <wp:extent cx="5580000" cy="2695334"/>
+            <wp:extent cx="5580000" cy="2695424"/>
             <wp:docPr id="11" name="Picture 11"/>
             <wp:cNvGraphicFramePr>
               <a:graphicFrameLocks noChangeAspect="1"/>
@@ -2271,7 +2271,7 @@
                   <pic:spPr>
                     <a:xfrm>
                       <a:off x="0" y="0"/>
-                      <a:ext cx="5580000" cy="2695334"/>
+                      <a:ext cx="5580000" cy="2695424"/>
                     </a:xfrm>
                     <a:prstGeom prst="rect"/>
                   </pic:spPr>
@@ -2292,7 +2292,7 @@
           <w:b w:val="0"/>
           <w:sz w:val="18"/>
         </w:rPr>
-        <w:t>40-OBJ-SEQ10.svg</w:t>
+        <w:t>40-OBJ-SEQ10.png</w:t>
       </w:r>
     </w:p>
     <w:p>
@@ -2321,7 +2321,7 @@
       <w:r>
         <w:drawing>
           <wp:inline xmlns:a="http://schemas.openxmlformats.org/drawingml/2006/main" xmlns:pic="http://schemas.openxmlformats.org/drawingml/2006/picture">
-            <wp:extent cx="5580000" cy="3263332"/>
+            <wp:extent cx="5580000" cy="3262881"/>
             <wp:docPr id="12" name="Picture 12"/>
             <wp:cNvGraphicFramePr>
               <a:graphicFrameLocks noChangeAspect="1"/>
@@ -2342,7 +2342,7 @@
                   <pic:spPr>
                     <a:xfrm>
                       <a:off x="0" y="0"/>
-                      <a:ext cx="5580000" cy="3263332"/>
+                      <a:ext cx="5580000" cy="3262881"/>
                     </a:xfrm>
                     <a:prstGeom prst="rect"/>
                   </pic:spPr>
@@ -2363,7 +2363,7 @@
           <w:b w:val="0"/>
           <w:sz w:val="18"/>
         </w:rPr>
-        <w:t>41-OBJ-SEQ11.svg</w:t>
+        <w:t>41-OBJ-SEQ11.png</w:t>
       </w:r>
     </w:p>
     <w:p>
@@ -2392,7 +2392,7 @@
       <w:r>
         <w:drawing>
           <wp:inline xmlns:a="http://schemas.openxmlformats.org/drawingml/2006/main" xmlns:pic="http://schemas.openxmlformats.org/drawingml/2006/picture">
-            <wp:extent cx="5580000" cy="2695334"/>
+            <wp:extent cx="5580000" cy="2695424"/>
             <wp:docPr id="13" name="Picture 13"/>
             <wp:cNvGraphicFramePr>
               <a:graphicFrameLocks noChangeAspect="1"/>
@@ -2413,7 +2413,7 @@
                   <pic:spPr>
                     <a:xfrm>
                       <a:off x="0" y="0"/>
-                      <a:ext cx="5580000" cy="2695334"/>
+                      <a:ext cx="5580000" cy="2695424"/>
                     </a:xfrm>
                     <a:prstGeom prst="rect"/>
                   </pic:spPr>
@@ -2434,7 +2434,7 @@
           <w:b w:val="0"/>
           <w:sz w:val="18"/>
         </w:rPr>
-        <w:t>42-OBJ-SEQ12.svg</w:t>
+        <w:t>42-OBJ-SEQ12.png</w:t>
       </w:r>
     </w:p>
     <w:p>
@@ -2463,7 +2463,7 @@
       <w:r>
         <w:drawing>
           <wp:inline xmlns:a="http://schemas.openxmlformats.org/drawingml/2006/main" xmlns:pic="http://schemas.openxmlformats.org/drawingml/2006/picture">
-            <wp:extent cx="5580000" cy="7221176"/>
+            <wp:extent cx="5580000" cy="5550988"/>
             <wp:docPr id="14" name="Picture 14"/>
             <wp:cNvGraphicFramePr>
               <a:graphicFrameLocks noChangeAspect="1"/>
@@ -2484,7 +2484,7 @@
                   <pic:spPr>
                     <a:xfrm>
                       <a:off x="0" y="0"/>
-                      <a:ext cx="5580000" cy="7221176"/>
+                      <a:ext cx="5580000" cy="5550988"/>
                     </a:xfrm>
                     <a:prstGeom prst="rect"/>
                   </pic:spPr>
@@ -2505,7 +2505,7 @@
           <w:b w:val="0"/>
           <w:sz w:val="18"/>
         </w:rPr>
-        <w:t>32-ORDER-STATE.svg</w:t>
+        <w:t>32-ORDER-STATE.png</w:t>
       </w:r>
     </w:p>
     <w:p>
@@ -2860,7 +2860,7 @@
           <w:b w:val="0"/>
           <w:sz w:val="22"/>
         </w:rPr>
-        <w:t>- 页面入口由 `E2E-TC01` 至 `E2E-TC12` 的主流程、备选/异常流程和组合流程覆盖，测试实现位于 `frontend/e2e/customer-flow.spec.js` 与 `frontend/e2e/customer-flow-alt-error.spec.js`，共 42 项。</w:t>
+        <w:t>- 页面入口由 `E2E-TC01` 至 `E2E-TC12` 覆盖，测试实现位于 `frontend/e2e/customer-flow.spec.js`。</w:t>
       </w:r>
     </w:p>
     <w:sectPr>
